--- a/03_Outputs/final scripts/ru/Module 4/4.2.0-ru.docx
+++ b/03_Outputs/final scripts/ru/Module 4/4.2.0-ru.docx
@@ -34,7 +34,7 @@
     </w:p>
     <w:p>
       <w:r>
-        <w:t>Оставайтесь с нами, чтобы разобраться в этих механизмах и показать, как государственное финансирование может превращать амбиции в действия.</w:t>
+        <w:t>Оставайтесь с нами, чтобы разобраться в этих механизмах и показать, как государственное финансирование может превратить амбиции в действия.</w:t>
       </w:r>
     </w:p>
     <w:sectPr>
